--- a/UML и ER.docx
+++ b/UML и ER.docx
@@ -2339,15 +2339,7 @@
           <w:sz w:val="28"/>
           <w:szCs w:val="28"/>
         </w:rPr>
-        <w:t>Для разработки веб-админки была выбрана библиотека React. Данный выбор обусловлен следующими факторами</w:t>
-      </w:r>
-      <w:r>
-        <w:rPr>
-          <w:color w:val="0F1115"/>
-          <w:sz w:val="28"/>
-          <w:szCs w:val="28"/>
-        </w:rPr>
-        <w:t>.</w:t>
+        <w:t>Для разработки веб-админки была выбрана библиотека React. Данный выбор обусловлен следующими факторами.</w:t>
       </w:r>
     </w:p>
     <w:p>
@@ -2453,6 +2445,211 @@
         <w:ind w:left="709"/>
         <w:jc w:val="both"/>
       </w:pPr>
+    </w:p>
+    <w:p>
+      <w:pPr>
+        <w:spacing w:after="0" w:line="360" w:lineRule="auto"/>
+        <w:ind w:left="709"/>
+        <w:jc w:val="both"/>
+      </w:pPr>
+    </w:p>
+    <w:p>
+      <w:pPr>
+        <w:spacing w:after="0" w:line="360" w:lineRule="auto"/>
+        <w:ind w:left="709"/>
+        <w:jc w:val="both"/>
+      </w:pPr>
+    </w:p>
+    <w:p>
+      <w:pPr>
+        <w:spacing w:after="0" w:line="360" w:lineRule="auto"/>
+        <w:ind w:left="709"/>
+        <w:jc w:val="both"/>
+      </w:pPr>
+    </w:p>
+    <w:p>
+      <w:pPr>
+        <w:spacing w:after="0" w:line="360" w:lineRule="auto"/>
+        <w:ind w:left="709"/>
+        <w:jc w:val="both"/>
+      </w:pPr>
+    </w:p>
+    <w:p>
+      <w:pPr>
+        <w:spacing w:after="0" w:line="360" w:lineRule="auto"/>
+        <w:ind w:left="709"/>
+        <w:jc w:val="both"/>
+      </w:pPr>
+    </w:p>
+    <w:p>
+      <w:pPr>
+        <w:spacing w:after="0" w:line="360" w:lineRule="auto"/>
+        <w:ind w:left="709"/>
+        <w:jc w:val="both"/>
+      </w:pPr>
+    </w:p>
+    <w:p>
+      <w:pPr>
+        <w:spacing w:after="0" w:line="360" w:lineRule="auto"/>
+        <w:ind w:left="709"/>
+        <w:jc w:val="both"/>
+      </w:pPr>
+    </w:p>
+    <w:p>
+      <w:pPr>
+        <w:spacing w:after="0" w:line="360" w:lineRule="auto"/>
+        <w:ind w:left="709"/>
+        <w:jc w:val="both"/>
+      </w:pPr>
+    </w:p>
+    <w:p>
+      <w:pPr>
+        <w:spacing w:after="0" w:line="360" w:lineRule="auto"/>
+        <w:ind w:left="709"/>
+        <w:jc w:val="both"/>
+      </w:pPr>
+    </w:p>
+    <w:p>
+      <w:pPr>
+        <w:spacing w:after="0" w:line="360" w:lineRule="auto"/>
+        <w:ind w:left="709"/>
+        <w:jc w:val="both"/>
+      </w:pPr>
+    </w:p>
+    <w:p>
+      <w:pPr>
+        <w:spacing w:after="0" w:line="360" w:lineRule="auto"/>
+        <w:ind w:left="709"/>
+        <w:jc w:val="both"/>
+      </w:pPr>
+    </w:p>
+    <w:p>
+      <w:pPr>
+        <w:spacing w:after="0" w:line="360" w:lineRule="auto"/>
+        <w:ind w:left="709"/>
+        <w:jc w:val="both"/>
+      </w:pPr>
+    </w:p>
+    <w:p>
+      <w:pPr>
+        <w:spacing w:after="0" w:line="360" w:lineRule="auto"/>
+        <w:ind w:left="709"/>
+        <w:jc w:val="both"/>
+      </w:pPr>
+    </w:p>
+    <w:p>
+      <w:pPr>
+        <w:spacing w:after="0" w:line="360" w:lineRule="auto"/>
+        <w:ind w:left="709"/>
+        <w:jc w:val="both"/>
+      </w:pPr>
+    </w:p>
+    <w:p>
+      <w:pPr>
+        <w:spacing w:after="0" w:line="360" w:lineRule="auto"/>
+        <w:ind w:left="709"/>
+        <w:jc w:val="both"/>
+      </w:pPr>
+    </w:p>
+    <w:p>
+      <w:pPr>
+        <w:spacing w:after="0" w:line="360" w:lineRule="auto"/>
+        <w:ind w:left="709"/>
+        <w:jc w:val="both"/>
+      </w:pPr>
+    </w:p>
+    <w:p>
+      <w:pPr>
+        <w:spacing w:after="0" w:line="360" w:lineRule="auto"/>
+        <w:ind w:left="709"/>
+        <w:jc w:val="both"/>
+      </w:pPr>
+    </w:p>
+    <w:p>
+      <w:pPr>
+        <w:spacing w:after="0" w:line="360" w:lineRule="auto"/>
+      </w:pPr>
+      <w:r>
+        <w:lastRenderedPageBreak/>
+        <w:drawing>
+          <wp:inline distT="0" distB="0" distL="0" distR="0" wp14:anchorId="79A2B0D9" wp14:editId="075C9DD5">
+            <wp:extent cx="5940425" cy="2860040"/>
+            <wp:effectExtent l="0" t="0" r="3175" b="0"/>
+            <wp:docPr id="499700185" name="Рисунок 1"/>
+            <wp:cNvGraphicFramePr>
+              <a:graphicFrameLocks xmlns:a="http://schemas.openxmlformats.org/drawingml/2006/main" noChangeAspect="1"/>
+            </wp:cNvGraphicFramePr>
+            <a:graphic xmlns:a="http://schemas.openxmlformats.org/drawingml/2006/main">
+              <a:graphicData uri="http://schemas.openxmlformats.org/drawingml/2006/picture">
+                <pic:pic xmlns:pic="http://schemas.openxmlformats.org/drawingml/2006/picture">
+                  <pic:nvPicPr>
+                    <pic:cNvPr id="499700185" name=""/>
+                    <pic:cNvPicPr/>
+                  </pic:nvPicPr>
+                  <pic:blipFill>
+                    <a:blip r:embed="rId11"/>
+                    <a:stretch>
+                      <a:fillRect/>
+                    </a:stretch>
+                  </pic:blipFill>
+                  <pic:spPr>
+                    <a:xfrm>
+                      <a:off x="0" y="0"/>
+                      <a:ext cx="5940425" cy="2860040"/>
+                    </a:xfrm>
+                    <a:prstGeom prst="rect">
+                      <a:avLst/>
+                    </a:prstGeom>
+                  </pic:spPr>
+                </pic:pic>
+              </a:graphicData>
+            </a:graphic>
+          </wp:inline>
+        </w:drawing>
+      </w:r>
+    </w:p>
+    <w:p>
+      <w:pPr>
+        <w:spacing w:after="0" w:line="360" w:lineRule="auto"/>
+        <w:jc w:val="center"/>
+      </w:pPr>
+      <w:r>
+        <w:drawing>
+          <wp:inline distT="0" distB="0" distL="0" distR="0" wp14:anchorId="57D0E458" wp14:editId="0852FC34">
+            <wp:extent cx="5940425" cy="1713865"/>
+            <wp:effectExtent l="0" t="0" r="3175" b="635"/>
+            <wp:docPr id="1307544750" name="Рисунок 1"/>
+            <wp:cNvGraphicFramePr>
+              <a:graphicFrameLocks xmlns:a="http://schemas.openxmlformats.org/drawingml/2006/main" noChangeAspect="1"/>
+            </wp:cNvGraphicFramePr>
+            <a:graphic xmlns:a="http://schemas.openxmlformats.org/drawingml/2006/main">
+              <a:graphicData uri="http://schemas.openxmlformats.org/drawingml/2006/picture">
+                <pic:pic xmlns:pic="http://schemas.openxmlformats.org/drawingml/2006/picture">
+                  <pic:nvPicPr>
+                    <pic:cNvPr id="1307544750" name=""/>
+                    <pic:cNvPicPr/>
+                  </pic:nvPicPr>
+                  <pic:blipFill>
+                    <a:blip r:embed="rId12"/>
+                    <a:stretch>
+                      <a:fillRect/>
+                    </a:stretch>
+                  </pic:blipFill>
+                  <pic:spPr>
+                    <a:xfrm>
+                      <a:off x="0" y="0"/>
+                      <a:ext cx="5940425" cy="1713865"/>
+                    </a:xfrm>
+                    <a:prstGeom prst="rect">
+                      <a:avLst/>
+                    </a:prstGeom>
+                  </pic:spPr>
+                </pic:pic>
+              </a:graphicData>
+            </a:graphic>
+          </wp:inline>
+        </w:drawing>
+      </w:r>
     </w:p>
     <w:p>
       <w:pPr>
@@ -4955,6 +5152,7 @@
   <w:style w:type="character" w:default="1" w:styleId="a0">
     <w:name w:val="Default Paragraph Font"/>
     <w:uiPriority w:val="1"/>
+    <w:semiHidden/>
     <w:unhideWhenUsed/>
   </w:style>
   <w:style w:type="table" w:default="1" w:styleId="a1">
